--- a/androidlab/output.docx
+++ b/androidlab/output.docx
@@ -5,6 +5,22 @@
     <w:p>
       <w:pPr>
         <w:pStyle w:val="Lab"/>
+        <w:rPr>
+          <w:sz w:val="32"/>
+          <w:szCs w:val="32"/>
+        </w:rPr>
+      </w:pPr>
+      <w:r>
+        <w:rPr>
+          <w:sz w:val="32"/>
+          <w:szCs w:val="32"/>
+        </w:rPr>
+        <w:t>Outputs:</w:t>
+      </w:r>
+    </w:p>
+    <w:p>
+      <w:pPr>
+        <w:pStyle w:val="Lab"/>
       </w:pPr>
       <w:r>
         <w:t>Lab 1</w:t>
@@ -39,9 +55,9 @@
           <w:noProof/>
         </w:rPr>
         <w:drawing>
-          <wp:inline distT="0" distB="0" distL="0" distR="0" wp14:anchorId="47B33AD9" wp14:editId="0347DFEE">
-            <wp:extent cx="2984500" cy="2010393"/>
-            <wp:effectExtent l="19050" t="19050" r="25400" b="28575"/>
+          <wp:inline distT="0" distB="0" distL="0" distR="0" wp14:anchorId="47B33AD9" wp14:editId="1F7DD309">
+            <wp:extent cx="3028950" cy="2040335"/>
+            <wp:effectExtent l="19050" t="19050" r="19050" b="17145"/>
             <wp:docPr id="1" name="Picture 1"/>
             <wp:cNvGraphicFramePr>
               <a:graphicFrameLocks xmlns:a="http://schemas.openxmlformats.org/drawingml/2006/main" noChangeAspect="1"/>
@@ -69,7 +85,7 @@
                   <pic:spPr bwMode="auto">
                     <a:xfrm>
                       <a:off x="0" y="0"/>
-                      <a:ext cx="3008480" cy="2026546"/>
+                      <a:ext cx="3054715" cy="2057691"/>
                     </a:xfrm>
                     <a:prstGeom prst="rect">
                       <a:avLst/>
@@ -124,9 +140,9 @@
           <w:noProof/>
         </w:rPr>
         <w:drawing>
-          <wp:inline distT="0" distB="0" distL="0" distR="0" wp14:anchorId="672984C6" wp14:editId="2BFDFBBF">
-            <wp:extent cx="3406245" cy="2413000"/>
-            <wp:effectExtent l="19050" t="19050" r="22860" b="25400"/>
+          <wp:inline distT="0" distB="0" distL="0" distR="0" wp14:anchorId="672984C6" wp14:editId="42B33B0E">
+            <wp:extent cx="3041650" cy="2154720"/>
+            <wp:effectExtent l="19050" t="19050" r="25400" b="17145"/>
             <wp:docPr id="3" name="Picture 3"/>
             <wp:cNvGraphicFramePr>
               <a:graphicFrameLocks xmlns:a="http://schemas.openxmlformats.org/drawingml/2006/main" noChangeAspect="1"/>
@@ -154,7 +170,7 @@
                   <pic:spPr bwMode="auto">
                     <a:xfrm>
                       <a:off x="0" y="0"/>
-                      <a:ext cx="3409369" cy="2415213"/>
+                      <a:ext cx="3054173" cy="2163592"/>
                     </a:xfrm>
                     <a:prstGeom prst="rect">
                       <a:avLst/>
@@ -209,9 +225,9 @@
           <w:noProof/>
         </w:rPr>
         <w:drawing>
-          <wp:inline distT="0" distB="0" distL="0" distR="0" wp14:anchorId="1CD753BE" wp14:editId="6EA83AD9">
-            <wp:extent cx="3308350" cy="2031543"/>
-            <wp:effectExtent l="19050" t="19050" r="25400" b="26035"/>
+          <wp:inline distT="0" distB="0" distL="0" distR="0" wp14:anchorId="1CD753BE" wp14:editId="667D2BD6">
+            <wp:extent cx="3122959" cy="1917700"/>
+            <wp:effectExtent l="19050" t="19050" r="20320" b="25400"/>
             <wp:docPr id="2" name="Picture 2"/>
             <wp:cNvGraphicFramePr>
               <a:graphicFrameLocks xmlns:a="http://schemas.openxmlformats.org/drawingml/2006/main" noChangeAspect="1"/>
@@ -239,7 +255,7 @@
                   <pic:spPr bwMode="auto">
                     <a:xfrm>
                       <a:off x="0" y="0"/>
-                      <a:ext cx="3317277" cy="2037024"/>
+                      <a:ext cx="3139151" cy="1927643"/>
                     </a:xfrm>
                     <a:prstGeom prst="rect">
                       <a:avLst/>

--- a/androidlab/output.docx
+++ b/androidlab/output.docx
@@ -2160,6 +2160,221 @@
           </wp:inline>
         </w:drawing>
       </w:r>
+    </w:p>
+    <w:p>
+      <w:pPr>
+        <w:rPr>
+          <w:rFonts w:ascii="Times New Roman" w:hAnsi="Times New Roman" w:cs="Times New Roman"/>
+        </w:rPr>
+      </w:pPr>
+      <w:r>
+        <w:rPr>
+          <w:rFonts w:ascii="Times New Roman" w:hAnsi="Times New Roman" w:cs="Times New Roman"/>
+        </w:rPr>
+        <w:br w:type="page"/>
+      </w:r>
+    </w:p>
+    <w:p>
+      <w:pPr>
+        <w:pStyle w:val="Lab"/>
+      </w:pPr>
+      <w:r>
+        <w:lastRenderedPageBreak/>
+        <w:t>Lab 6</w:t>
+      </w:r>
+    </w:p>
+    <w:p>
+      <w:pPr>
+        <w:rPr>
+          <w:rFonts w:ascii="Times New Roman" w:hAnsi="Times New Roman" w:cs="Times New Roman"/>
+          <w:b/>
+        </w:rPr>
+      </w:pPr>
+      <w:r>
+        <w:rPr>
+          <w:rFonts w:ascii="Times New Roman" w:hAnsi="Times New Roman" w:cs="Times New Roman"/>
+          <w:b/>
+        </w:rPr>
+        <w:t>A</w:t>
+      </w:r>
+      <w:r>
+        <w:rPr>
+          <w:rFonts w:ascii="Times New Roman" w:hAnsi="Times New Roman" w:cs="Times New Roman"/>
+        </w:rPr>
+        <w:tab/>
+      </w:r>
+      <w:r>
+        <w:rPr>
+          <w:rFonts w:ascii="Times New Roman" w:hAnsi="Times New Roman" w:cs="Times New Roman"/>
+        </w:rPr>
+        <w:tab/>
+      </w:r>
+      <w:r>
+        <w:rPr>
+          <w:rFonts w:ascii="Times New Roman" w:hAnsi="Times New Roman" w:cs="Times New Roman"/>
+        </w:rPr>
+        <w:tab/>
+      </w:r>
+      <w:r>
+        <w:rPr>
+          <w:rFonts w:ascii="Times New Roman" w:hAnsi="Times New Roman" w:cs="Times New Roman"/>
+        </w:rPr>
+        <w:tab/>
+      </w:r>
+      <w:r>
+        <w:rPr>
+          <w:rFonts w:ascii="Times New Roman" w:hAnsi="Times New Roman" w:cs="Times New Roman"/>
+        </w:rPr>
+        <w:tab/>
+      </w:r>
+      <w:r>
+        <w:rPr>
+          <w:rFonts w:ascii="Times New Roman" w:hAnsi="Times New Roman" w:cs="Times New Roman"/>
+        </w:rPr>
+        <w:tab/>
+      </w:r>
+      <w:r>
+        <w:rPr>
+          <w:rFonts w:ascii="Times New Roman" w:hAnsi="Times New Roman" w:cs="Times New Roman"/>
+          <w:b/>
+        </w:rPr>
+        <w:t xml:space="preserve">   B</w:t>
+      </w:r>
+    </w:p>
+    <w:p>
+      <w:pPr>
+        <w:rPr>
+          <w:rFonts w:ascii="Times New Roman" w:hAnsi="Times New Roman" w:cs="Times New Roman"/>
+        </w:rPr>
+      </w:pPr>
+      <w:r>
+        <w:rPr>
+          <w:rFonts w:ascii="Times New Roman" w:hAnsi="Times New Roman" w:cs="Times New Roman"/>
+          <w:noProof/>
+        </w:rPr>
+        <w:drawing>
+          <wp:inline distT="0" distB="0" distL="0" distR="0" wp14:anchorId="17470453" wp14:editId="58FFE45D">
+            <wp:extent cx="2209165" cy="4572000"/>
+            <wp:effectExtent l="0" t="0" r="635" b="0"/>
+            <wp:docPr id="8" name="Picture 8"/>
+            <wp:cNvGraphicFramePr>
+              <a:graphicFrameLocks xmlns:a="http://schemas.openxmlformats.org/drawingml/2006/main" noChangeAspect="1"/>
+            </wp:cNvGraphicFramePr>
+            <a:graphic xmlns:a="http://schemas.openxmlformats.org/drawingml/2006/main">
+              <a:graphicData uri="http://schemas.openxmlformats.org/drawingml/2006/picture">
+                <pic:pic xmlns:pic="http://schemas.openxmlformats.org/drawingml/2006/picture">
+                  <pic:nvPicPr>
+                    <pic:cNvPr id="0" name="Picture 10"/>
+                    <pic:cNvPicPr>
+                      <a:picLocks noChangeAspect="1" noChangeArrowheads="1"/>
+                    </pic:cNvPicPr>
+                  </pic:nvPicPr>
+                  <pic:blipFill>
+                    <a:blip r:embed="rId31">
+                      <a:extLst>
+                        <a:ext uri="{28A0092B-C50C-407E-A947-70E740481C1C}">
+                          <a14:useLocalDpi xmlns:a14="http://schemas.microsoft.com/office/drawing/2010/main" val="0"/>
+                        </a:ext>
+                      </a:extLst>
+                    </a:blip>
+                    <a:srcRect l="3261" t="2388" r="11414" b="6601"/>
+                    <a:stretch>
+                      <a:fillRect/>
+                    </a:stretch>
+                  </pic:blipFill>
+                  <pic:spPr bwMode="auto">
+                    <a:xfrm>
+                      <a:off x="0" y="0"/>
+                      <a:ext cx="2209165" cy="4572000"/>
+                    </a:xfrm>
+                    <a:prstGeom prst="rect">
+                      <a:avLst/>
+                    </a:prstGeom>
+                    <a:noFill/>
+                    <a:ln>
+                      <a:noFill/>
+                    </a:ln>
+                  </pic:spPr>
+                </pic:pic>
+              </a:graphicData>
+            </a:graphic>
+          </wp:inline>
+        </w:drawing>
+      </w:r>
+      <w:r>
+        <w:rPr>
+          <w:rFonts w:ascii="Times New Roman" w:hAnsi="Times New Roman" w:cs="Times New Roman"/>
+        </w:rPr>
+        <w:t xml:space="preserve">                 </w:t>
+      </w:r>
+      <w:r>
+        <w:rPr>
+          <w:rFonts w:ascii="Times New Roman" w:hAnsi="Times New Roman" w:cs="Times New Roman"/>
+          <w:noProof/>
+        </w:rPr>
+        <w:drawing>
+          <wp:inline distT="0" distB="0" distL="0" distR="0" wp14:anchorId="1A7D9AA1" wp14:editId="51E4DD06">
+            <wp:extent cx="2245360" cy="4553585"/>
+            <wp:effectExtent l="0" t="0" r="2540" b="0"/>
+            <wp:docPr id="6" name="Picture 6"/>
+            <wp:cNvGraphicFramePr>
+              <a:graphicFrameLocks xmlns:a="http://schemas.openxmlformats.org/drawingml/2006/main" noChangeAspect="1"/>
+            </wp:cNvGraphicFramePr>
+            <a:graphic xmlns:a="http://schemas.openxmlformats.org/drawingml/2006/main">
+              <a:graphicData uri="http://schemas.openxmlformats.org/drawingml/2006/picture">
+                <pic:pic xmlns:pic="http://schemas.openxmlformats.org/drawingml/2006/picture">
+                  <pic:nvPicPr>
+                    <pic:cNvPr id="0" name="Picture 6"/>
+                    <pic:cNvPicPr>
+                      <a:picLocks noChangeAspect="1" noChangeArrowheads="1"/>
+                    </pic:cNvPicPr>
+                  </pic:nvPicPr>
+                  <pic:blipFill>
+                    <a:blip r:embed="rId32">
+                      <a:extLst>
+                        <a:ext uri="{28A0092B-C50C-407E-A947-70E740481C1C}">
+                          <a14:useLocalDpi xmlns:a14="http://schemas.microsoft.com/office/drawing/2010/main" val="0"/>
+                        </a:ext>
+                      </a:extLst>
+                    </a:blip>
+                    <a:srcRect l="7480" t="1506" r="4987" b="1355"/>
+                    <a:stretch>
+                      <a:fillRect/>
+                    </a:stretch>
+                  </pic:blipFill>
+                  <pic:spPr bwMode="auto">
+                    <a:xfrm>
+                      <a:off x="0" y="0"/>
+                      <a:ext cx="2245360" cy="4553585"/>
+                    </a:xfrm>
+                    <a:prstGeom prst="rect">
+                      <a:avLst/>
+                    </a:prstGeom>
+                    <a:noFill/>
+                    <a:ln>
+                      <a:noFill/>
+                    </a:ln>
+                  </pic:spPr>
+                </pic:pic>
+              </a:graphicData>
+            </a:graphic>
+          </wp:inline>
+        </w:drawing>
+      </w:r>
+    </w:p>
+    <w:p>
+      <w:pPr>
+        <w:rPr>
+          <w:rFonts w:ascii="Times New Roman" w:hAnsi="Times New Roman" w:cs="Times New Roman"/>
+        </w:rPr>
+      </w:pPr>
+    </w:p>
+    <w:p>
+      <w:pPr>
+        <w:rPr>
+          <w:rFonts w:ascii="Times New Roman" w:hAnsi="Times New Roman" w:cs="Times New Roman"/>
+        </w:rPr>
+      </w:pPr>
     </w:p>
     <w:sectPr>
       <w:pgSz w:w="12240" w:h="15840"/>
